--- a/Lumbee_RIVR_Tech_IRU_Package/03_Operational_Schedules/Exhibit_H_Maintenance_Escalation_List.docx
+++ b/Lumbee_RIVR_Tech_IRU_Package/03_Operational_Schedules/Exhibit_H_Maintenance_Escalation_List.docx
@@ -976,7 +976,7 @@
                 <w:i w:val="0"/>
                 <w:sz w:val="16"/>
               </w:rPr>
-              <w:t>Tribe liaison</w:t>
+              <w:t>Lumbee Tribe liaison</w:t>
             </w:r>
           </w:p>
         </w:tc>
@@ -1662,7 +1662,7 @@
           <w:b w:val="0"/>
           <w:i w:val="0"/>
         </w:rPr>
-        <w:t xml:space="preserve">. Tribe emergency-management coordination: </w:t>
+        <w:t xml:space="preserve">. Lumbee Tribe emergency-management coordination: </w:t>
       </w:r>
       <w:r>
         <w:rPr>
@@ -1697,7 +1697,7 @@
           <w:i/>
           <w:color w:val="595959"/>
         </w:rPr>
-        <w:t>All names, phone numbers, and email addresses to be supplied and kept current; distribute updates to the Tribe liaison.</w:t>
+        <w:t>All names, phone numbers, and email addresses to be supplied and kept current; distribute updates to the Lumbee Tribe liaison.</w:t>
       </w:r>
     </w:p>
     <w:sectPr>
